--- a/View/ЛР5_Троицкий.docx
+++ b/View/ЛР5_Троицкий.docx
@@ -1,6 +1,6 @@
 
 <file path=word/document.xml><?xml version="1.0" encoding="utf-8"?>
-<w:document xmlns:wpc="http://schemas.microsoft.com/office/word/2010/wordprocessingCanvas" xmlns:cx="http://schemas.microsoft.com/office/drawing/2014/chartex" xmlns:cx1="http://schemas.microsoft.com/office/drawing/2015/9/8/chartex" xmlns:cx2="http://schemas.microsoft.com/office/drawing/2015/10/21/chartex" xmlns:cx3="http://schemas.microsoft.com/office/drawing/2016/5/9/chartex" xmlns:cx4="http://schemas.microsoft.com/office/drawing/2016/5/10/chartex" xmlns:cx5="http://schemas.microsoft.com/office/drawing/2016/5/11/chartex" xmlns:cx6="http://schemas.microsoft.com/office/drawing/2016/5/12/chartex" xmlns:cx7="http://schemas.microsoft.com/office/drawing/2016/5/13/chartex" xmlns:cx8="http://schemas.microsoft.com/office/drawing/2016/5/14/chartex" xmlns:mc="http://schemas.openxmlformats.org/markup-compatibility/2006" xmlns:aink="http://schemas.microsoft.com/office/drawing/2016/ink" xmlns:am3d="http://schemas.microsoft.com/office/drawing/2017/model3d" xmlns:o="urn:schemas-microsoft-com:office:office" xmlns:oel="http://schemas.microsoft.com/office/2019/extlst" xmlns:r="http://schemas.openxmlformats.org/officeDocument/2006/relationships" xmlns:m="http://schemas.openxmlformats.org/officeDocument/2006/math" xmlns:v="urn:schemas-microsoft-com:vml" xmlns:wp14="http://schemas.microsoft.com/office/word/2010/wordprocessingDrawing" xmlns:wp="http://schemas.openxmlformats.org/drawingml/2006/wordprocessingDrawing" xmlns:w10="urn:schemas-microsoft-com:office:word" xmlns:w="http://schemas.openxmlformats.org/wordprocessingml/2006/main" xmlns:w14="http://schemas.microsoft.com/office/word/2010/wordml" xmlns:w15="http://schemas.microsoft.com/office/word/2012/wordml" xmlns:w16cex="http://schemas.microsoft.com/office/word/2018/wordml/cex" xmlns:w16cid="http://schemas.microsoft.com/office/word/2016/wordml/cid" xmlns:w16="http://schemas.microsoft.com/office/word/2018/wordml" xmlns:w16du="http://schemas.microsoft.com/office/word/2023/wordml/word16du" xmlns:w16sdtdh="http://schemas.microsoft.com/office/word/2020/wordml/sdtdatahash" xmlns:w16sdtfl="http://schemas.microsoft.com/office/word/2024/wordml/sdtformatlock" xmlns:w16se="http://schemas.microsoft.com/office/word/2015/wordml/symex" xmlns:wpg="http://schemas.microsoft.com/office/word/2010/wordprocessingGroup" xmlns:wpi="http://schemas.microsoft.com/office/word/2010/wordprocessingInk" xmlns:wne="http://schemas.microsoft.com/office/word/2006/wordml" xmlns:wps="http://schemas.microsoft.com/office/word/2010/wordprocessingShape" mc:Ignorable="w14 w15 w16se w16cid w16 w16cex w16sdtdh w16sdtfl w16du wp14">
+<w:document xmlns:wpc="http://schemas.microsoft.com/office/word/2010/wordprocessingCanvas" xmlns:cx="http://schemas.microsoft.com/office/drawing/2014/chartex" xmlns:cx1="http://schemas.microsoft.com/office/drawing/2015/9/8/chartex" xmlns:cx2="http://schemas.microsoft.com/office/drawing/2015/10/21/chartex" xmlns:cx3="http://schemas.microsoft.com/office/drawing/2016/5/9/chartex" xmlns:cx4="http://schemas.microsoft.com/office/drawing/2016/5/10/chartex" xmlns:cx5="http://schemas.microsoft.com/office/drawing/2016/5/11/chartex" xmlns:cx6="http://schemas.microsoft.com/office/drawing/2016/5/12/chartex" xmlns:cx7="http://schemas.microsoft.com/office/drawing/2016/5/13/chartex" xmlns:cx8="http://schemas.microsoft.com/office/drawing/2016/5/14/chartex" xmlns:mc="http://schemas.openxmlformats.org/markup-compatibility/2006" xmlns:aink="http://schemas.microsoft.com/office/drawing/2016/ink" xmlns:am3d="http://schemas.microsoft.com/office/drawing/2017/model3d" xmlns:o="urn:schemas-microsoft-com:office:office" xmlns:r="http://schemas.openxmlformats.org/officeDocument/2006/relationships" xmlns:m="http://schemas.openxmlformats.org/officeDocument/2006/math" xmlns:v="urn:schemas-microsoft-com:vml" xmlns:wp14="http://schemas.microsoft.com/office/word/2010/wordprocessingDrawing" xmlns:wp="http://schemas.openxmlformats.org/drawingml/2006/wordprocessingDrawing" xmlns:w10="urn:schemas-microsoft-com:office:word" xmlns:w="http://schemas.openxmlformats.org/wordprocessingml/2006/main" xmlns:w14="http://schemas.microsoft.com/office/word/2010/wordml" xmlns:w15="http://schemas.microsoft.com/office/word/2012/wordml" xmlns:w16cex="http://schemas.microsoft.com/office/word/2018/wordml/cex" xmlns:w16cid="http://schemas.microsoft.com/office/word/2016/wordml/cid" xmlns:w16="http://schemas.microsoft.com/office/word/2018/wordml" xmlns:w16sdtdh="http://schemas.microsoft.com/office/word/2020/wordml/sdtdatahash" xmlns:w16se="http://schemas.microsoft.com/office/word/2015/wordml/symex" xmlns:wpg="http://schemas.microsoft.com/office/word/2010/wordprocessingGroup" xmlns:wpi="http://schemas.microsoft.com/office/word/2010/wordprocessingInk" xmlns:wne="http://schemas.microsoft.com/office/word/2006/wordml" xmlns:wps="http://schemas.microsoft.com/office/word/2010/wordprocessingShape" mc:Ignorable="w14 w15 w16se w16cid w16 w16cex w16sdtdh wp14">
   <w:body>
     <w:p>
       <w:pPr>
@@ -1794,6 +1794,7 @@
           <w:docPartUnique/>
         </w:docPartObj>
       </w:sdtPr>
+      <w:sdtEndPr/>
       <w:sdtContent>
         <w:p>
           <w:pPr>
@@ -18958,10 +18959,7 @@
         <w:jc w:val="center"/>
       </w:pPr>
       <w:r>
-        <w:t>Томск 202</w:t>
-      </w:r>
-      <w:r>
-        <w:t>6</w:t>
+        <w:t>Томск 2026</w:t>
       </w:r>
     </w:p>
     <w:p>
@@ -19731,14 +19729,9 @@
       <w:r>
         <w:t xml:space="preserve"> </w:t>
       </w:r>
-      <w:r>
-        <w:t>Данные о</w:t>
-      </w:r>
-      <w:r>
-        <w:t xml:space="preserve"> гонщиках</w:t>
-      </w:r>
-      <w:r>
-        <w:t xml:space="preserve"> должны храниться в </w:t>
+      <w:commentRangeStart w:id="22"/>
+      <w:r>
+        <w:t xml:space="preserve">Данные о гонщиках должны храниться в </w:t>
       </w:r>
       <w:r>
         <w:rPr>
@@ -19764,6 +19757,13 @@
       <w:proofErr w:type="gramEnd"/>
       <w:r>
         <w:t>.</w:t>
+      </w:r>
+      <w:commentRangeEnd w:id="22"/>
+      <w:r>
+        <w:rPr>
+          <w:rStyle w:val="af1"/>
+        </w:rPr>
+        <w:commentReference w:id="22"/>
       </w:r>
     </w:p>
     <w:p>
@@ -20797,7 +20797,24 @@
           <w:szCs w:val="28"/>
           <w:shd w:val="clear" w:color="auto" w:fill="FFFFFF"/>
         </w:rPr>
-        <w:t xml:space="preserve"> В системе должна присутствовать функция поиска </w:t>
+        <w:t xml:space="preserve"> В системе должна присутствовать </w:t>
+      </w:r>
+      <w:commentRangeStart w:id="23"/>
+      <w:r>
+        <w:rPr>
+          <w:rFonts w:cs="Times New Roman"/>
+          <w:color w:val="000000"/>
+          <w:szCs w:val="28"/>
+          <w:shd w:val="clear" w:color="auto" w:fill="FFFFFF"/>
+        </w:rPr>
+        <w:t xml:space="preserve">функция поиска </w:t>
+      </w:r>
+      <w:commentRangeEnd w:id="23"/>
+      <w:r>
+        <w:rPr>
+          <w:rStyle w:val="af1"/>
+        </w:rPr>
+        <w:commentReference w:id="23"/>
       </w:r>
       <w:r>
         <w:rPr>
@@ -21164,7 +21181,33 @@
           <w:szCs w:val="28"/>
           <w:shd w:val="clear" w:color="auto" w:fill="FFFFFF"/>
         </w:rPr>
-        <w:t>и выше.</w:t>
+        <w:t xml:space="preserve">и </w:t>
+      </w:r>
+      <w:commentRangeStart w:id="24"/>
+      <w:r>
+        <w:rPr>
+          <w:rFonts w:cs="Times New Roman"/>
+          <w:color w:val="000000"/>
+          <w:szCs w:val="28"/>
+          <w:shd w:val="clear" w:color="auto" w:fill="FFFFFF"/>
+        </w:rPr>
+        <w:t>выше</w:t>
+      </w:r>
+      <w:commentRangeEnd w:id="24"/>
+      <w:r>
+        <w:rPr>
+          <w:rStyle w:val="af1"/>
+        </w:rPr>
+        <w:commentReference w:id="24"/>
+      </w:r>
+      <w:r>
+        <w:rPr>
+          <w:rFonts w:cs="Times New Roman"/>
+          <w:color w:val="000000"/>
+          <w:szCs w:val="28"/>
+          <w:shd w:val="clear" w:color="auto" w:fill="FFFFFF"/>
+        </w:rPr>
+        <w:t>.</w:t>
       </w:r>
     </w:p>
     <w:p>
@@ -21250,7 +21293,33 @@
           <w:szCs w:val="28"/>
           <w:shd w:val="clear" w:color="auto" w:fill="FFFFFF"/>
         </w:rPr>
-        <w:t xml:space="preserve"> Процессор: Intel Core i3 или выше.</w:t>
+        <w:t xml:space="preserve"> Процессор: Intel </w:t>
+      </w:r>
+      <w:commentRangeStart w:id="25"/>
+      <w:r>
+        <w:rPr>
+          <w:rFonts w:cs="Times New Roman"/>
+          <w:color w:val="000000"/>
+          <w:szCs w:val="28"/>
+          <w:shd w:val="clear" w:color="auto" w:fill="FFFFFF"/>
+        </w:rPr>
+        <w:t xml:space="preserve">Core i3 или </w:t>
+      </w:r>
+      <w:commentRangeEnd w:id="25"/>
+      <w:r>
+        <w:rPr>
+          <w:rStyle w:val="af1"/>
+        </w:rPr>
+        <w:commentReference w:id="25"/>
+      </w:r>
+      <w:r>
+        <w:rPr>
+          <w:rFonts w:cs="Times New Roman"/>
+          <w:color w:val="000000"/>
+          <w:szCs w:val="28"/>
+          <w:shd w:val="clear" w:color="auto" w:fill="FFFFFF"/>
+        </w:rPr>
+        <w:t>выше.</w:t>
       </w:r>
     </w:p>
     <w:p>
@@ -21326,8 +21395,105 @@
 </w:document>
 </file>
 
+<file path=word/comments.xml><?xml version="1.0" encoding="utf-8"?>
+<w:comments xmlns:wpc="http://schemas.microsoft.com/office/word/2010/wordprocessingCanvas" xmlns:cx="http://schemas.microsoft.com/office/drawing/2014/chartex" xmlns:cx1="http://schemas.microsoft.com/office/drawing/2015/9/8/chartex" xmlns:cx2="http://schemas.microsoft.com/office/drawing/2015/10/21/chartex" xmlns:cx3="http://schemas.microsoft.com/office/drawing/2016/5/9/chartex" xmlns:cx4="http://schemas.microsoft.com/office/drawing/2016/5/10/chartex" xmlns:cx5="http://schemas.microsoft.com/office/drawing/2016/5/11/chartex" xmlns:cx6="http://schemas.microsoft.com/office/drawing/2016/5/12/chartex" xmlns:cx7="http://schemas.microsoft.com/office/drawing/2016/5/13/chartex" xmlns:cx8="http://schemas.microsoft.com/office/drawing/2016/5/14/chartex" xmlns:mc="http://schemas.openxmlformats.org/markup-compatibility/2006" xmlns:aink="http://schemas.microsoft.com/office/drawing/2016/ink" xmlns:am3d="http://schemas.microsoft.com/office/drawing/2017/model3d" xmlns:o="urn:schemas-microsoft-com:office:office" xmlns:r="http://schemas.openxmlformats.org/officeDocument/2006/relationships" xmlns:m="http://schemas.openxmlformats.org/officeDocument/2006/math" xmlns:v="urn:schemas-microsoft-com:vml" xmlns:wp14="http://schemas.microsoft.com/office/word/2010/wordprocessingDrawing" xmlns:wp="http://schemas.openxmlformats.org/drawingml/2006/wordprocessingDrawing" xmlns:w10="urn:schemas-microsoft-com:office:word" xmlns:w="http://schemas.openxmlformats.org/wordprocessingml/2006/main" xmlns:w14="http://schemas.microsoft.com/office/word/2010/wordml" xmlns:w15="http://schemas.microsoft.com/office/word/2012/wordml" xmlns:w16cex="http://schemas.microsoft.com/office/word/2018/wordml/cex" xmlns:w16cid="http://schemas.microsoft.com/office/word/2016/wordml/cid" xmlns:w16="http://schemas.microsoft.com/office/word/2018/wordml" xmlns:w16sdtdh="http://schemas.microsoft.com/office/word/2020/wordml/sdtdatahash" xmlns:w16se="http://schemas.microsoft.com/office/word/2015/wordml/symex" xmlns:wpg="http://schemas.microsoft.com/office/word/2010/wordprocessingGroup" xmlns:wpi="http://schemas.microsoft.com/office/word/2010/wordprocessingInk" xmlns:wne="http://schemas.microsoft.com/office/word/2006/wordml" xmlns:wps="http://schemas.microsoft.com/office/word/2010/wordprocessingShape" mc:Ignorable="w14 w15 w16se w16cid w16 w16cex w16sdtdh wp14">
+  <w:comment w:id="22" w:author="Aleksey A. Kalentev" w:date="2026-04-02T15:09:00Z" w:initials="AAK">
+    <w:p>
+      <w:pPr>
+        <w:pStyle w:val="af2"/>
+        <w:ind w:firstLine="0"/>
+      </w:pPr>
+      <w:r>
+        <w:rPr>
+          <w:rStyle w:val="af1"/>
+        </w:rPr>
+        <w:annotationRef/>
+      </w:r>
+      <w:r>
+        <w:t>Формат</w:t>
+      </w:r>
+    </w:p>
+  </w:comment>
+  <w:comment w:id="23" w:author="Aleksey A. Kalentev" w:date="2026-04-02T15:10:00Z" w:initials="AAK">
+    <w:p>
+      <w:pPr>
+        <w:pStyle w:val="af2"/>
+      </w:pPr>
+      <w:r>
+        <w:rPr>
+          <w:rStyle w:val="af1"/>
+        </w:rPr>
+        <w:annotationRef/>
+      </w:r>
+      <w:r>
+        <w:t>?</w:t>
+      </w:r>
+    </w:p>
+  </w:comment>
+  <w:comment w:id="24" w:author="Aleksey A. Kalentev" w:date="2026-04-02T15:11:00Z" w:initials="AAK">
+    <w:p>
+      <w:pPr>
+        <w:pStyle w:val="af2"/>
+      </w:pPr>
+      <w:r>
+        <w:rPr>
+          <w:rStyle w:val="af1"/>
+        </w:rPr>
+        <w:annotationRef/>
+      </w:r>
+      <w:r>
+        <w:t>Переформулировать</w:t>
+      </w:r>
+    </w:p>
+  </w:comment>
+  <w:comment w:id="25" w:author="Aleksey A. Kalentev" w:date="2026-04-02T15:13:00Z" w:initials="AAK">
+    <w:p>
+      <w:pPr>
+        <w:pStyle w:val="af2"/>
+      </w:pPr>
+      <w:r>
+        <w:rPr>
+          <w:rStyle w:val="af1"/>
+        </w:rPr>
+        <w:annotationRef/>
+      </w:r>
+      <w:r>
+        <w:t>Тоже</w:t>
+      </w:r>
+    </w:p>
+  </w:comment>
+</w:comments>
+</file>
+
+<file path=word/commentsExtended.xml><?xml version="1.0" encoding="utf-8"?>
+<w15:commentsEx xmlns:wpc="http://schemas.microsoft.com/office/word/2010/wordprocessingCanvas" xmlns:cx="http://schemas.microsoft.com/office/drawing/2014/chartex" xmlns:cx1="http://schemas.microsoft.com/office/drawing/2015/9/8/chartex" xmlns:cx2="http://schemas.microsoft.com/office/drawing/2015/10/21/chartex" xmlns:cx3="http://schemas.microsoft.com/office/drawing/2016/5/9/chartex" xmlns:cx4="http://schemas.microsoft.com/office/drawing/2016/5/10/chartex" xmlns:cx5="http://schemas.microsoft.com/office/drawing/2016/5/11/chartex" xmlns:cx6="http://schemas.microsoft.com/office/drawing/2016/5/12/chartex" xmlns:cx7="http://schemas.microsoft.com/office/drawing/2016/5/13/chartex" xmlns:cx8="http://schemas.microsoft.com/office/drawing/2016/5/14/chartex" xmlns:mc="http://schemas.openxmlformats.org/markup-compatibility/2006" xmlns:aink="http://schemas.microsoft.com/office/drawing/2016/ink" xmlns:am3d="http://schemas.microsoft.com/office/drawing/2017/model3d" xmlns:o="urn:schemas-microsoft-com:office:office" xmlns:r="http://schemas.openxmlformats.org/officeDocument/2006/relationships" xmlns:m="http://schemas.openxmlformats.org/officeDocument/2006/math" xmlns:v="urn:schemas-microsoft-com:vml" xmlns:wp14="http://schemas.microsoft.com/office/word/2010/wordprocessingDrawing" xmlns:wp="http://schemas.openxmlformats.org/drawingml/2006/wordprocessingDrawing" xmlns:w10="urn:schemas-microsoft-com:office:word" xmlns:w="http://schemas.openxmlformats.org/wordprocessingml/2006/main" xmlns:w14="http://schemas.microsoft.com/office/word/2010/wordml" xmlns:w15="http://schemas.microsoft.com/office/word/2012/wordml" xmlns:w16cex="http://schemas.microsoft.com/office/word/2018/wordml/cex" xmlns:w16cid="http://schemas.microsoft.com/office/word/2016/wordml/cid" xmlns:w16="http://schemas.microsoft.com/office/word/2018/wordml" xmlns:w16sdtdh="http://schemas.microsoft.com/office/word/2020/wordml/sdtdatahash" xmlns:w16se="http://schemas.microsoft.com/office/word/2015/wordml/symex" xmlns:wpg="http://schemas.microsoft.com/office/word/2010/wordprocessingGroup" xmlns:wpi="http://schemas.microsoft.com/office/word/2010/wordprocessingInk" xmlns:wne="http://schemas.microsoft.com/office/word/2006/wordml" xmlns:wps="http://schemas.microsoft.com/office/word/2010/wordprocessingShape" mc:Ignorable="w14 w15 w16se w16cid w16 w16cex w16sdtdh wp14">
+  <w15:commentEx w15:paraId="5C55714D" w15:done="0"/>
+  <w15:commentEx w15:paraId="2ABAFD45" w15:done="0"/>
+  <w15:commentEx w15:paraId="55D923FF" w15:done="0"/>
+  <w15:commentEx w15:paraId="046DF704" w15:done="0"/>
+</w15:commentsEx>
+</file>
+
+<file path=word/commentsExtensible.xml><?xml version="1.0" encoding="utf-8"?>
+<w16cex:commentsExtensible xmlns:wpc="http://schemas.microsoft.com/office/word/2010/wordprocessingCanvas" xmlns:cx="http://schemas.microsoft.com/office/drawing/2014/chartex" xmlns:cx1="http://schemas.microsoft.com/office/drawing/2015/9/8/chartex" xmlns:cx2="http://schemas.microsoft.com/office/drawing/2015/10/21/chartex" xmlns:cx3="http://schemas.microsoft.com/office/drawing/2016/5/9/chartex" xmlns:cx4="http://schemas.microsoft.com/office/drawing/2016/5/10/chartex" xmlns:cx5="http://schemas.microsoft.com/office/drawing/2016/5/11/chartex" xmlns:cx6="http://schemas.microsoft.com/office/drawing/2016/5/12/chartex" xmlns:cx7="http://schemas.microsoft.com/office/drawing/2016/5/13/chartex" xmlns:cx8="http://schemas.microsoft.com/office/drawing/2016/5/14/chartex" xmlns:mc="http://schemas.openxmlformats.org/markup-compatibility/2006" xmlns:aink="http://schemas.microsoft.com/office/drawing/2016/ink" xmlns:am3d="http://schemas.microsoft.com/office/drawing/2017/model3d" xmlns:o="urn:schemas-microsoft-com:office:office" xmlns:r="http://schemas.openxmlformats.org/officeDocument/2006/relationships" xmlns:m="http://schemas.openxmlformats.org/officeDocument/2006/math" xmlns:v="urn:schemas-microsoft-com:vml" xmlns:wp14="http://schemas.microsoft.com/office/word/2010/wordprocessingDrawing" xmlns:wp="http://schemas.openxmlformats.org/drawingml/2006/wordprocessingDrawing" xmlns:w10="urn:schemas-microsoft-com:office:word" xmlns:w="http://schemas.openxmlformats.org/wordprocessingml/2006/main" xmlns:w14="http://schemas.microsoft.com/office/word/2010/wordml" xmlns:w15="http://schemas.microsoft.com/office/word/2012/wordml" xmlns:w16cex="http://schemas.microsoft.com/office/word/2018/wordml/cex" xmlns:w16cid="http://schemas.microsoft.com/office/word/2016/wordml/cid" xmlns:w16="http://schemas.microsoft.com/office/word/2018/wordml" xmlns:w16sdtdh="http://schemas.microsoft.com/office/word/2020/wordml/sdtdatahash" xmlns:w16se="http://schemas.microsoft.com/office/word/2015/wordml/symex" xmlns:wpg="http://schemas.microsoft.com/office/word/2010/wordprocessingGroup" xmlns:wpi="http://schemas.microsoft.com/office/word/2010/wordprocessingInk" xmlns:wne="http://schemas.microsoft.com/office/word/2006/wordml" xmlns:wps="http://schemas.microsoft.com/office/word/2010/wordprocessingShape" mc:Ignorable="w14 w15 w16se w16cid w16 w16cex w16sdtdh wp14">
+  <w16cex:commentExtensible w16cex:durableId="2D790535" w16cex:dateUtc="2026-04-02T08:09:00Z"/>
+  <w16cex:commentExtensible w16cex:durableId="2D79056C" w16cex:dateUtc="2026-04-02T08:10:00Z"/>
+  <w16cex:commentExtensible w16cex:durableId="2D7905AF" w16cex:dateUtc="2026-04-02T08:11:00Z"/>
+  <w16cex:commentExtensible w16cex:durableId="2D79060C" w16cex:dateUtc="2026-04-02T08:13:00Z"/>
+</w16cex:commentsExtensible>
+</file>
+
+<file path=word/commentsIds.xml><?xml version="1.0" encoding="utf-8"?>
+<w16cid:commentsIds xmlns:wpc="http://schemas.microsoft.com/office/word/2010/wordprocessingCanvas" xmlns:cx="http://schemas.microsoft.com/office/drawing/2014/chartex" xmlns:cx1="http://schemas.microsoft.com/office/drawing/2015/9/8/chartex" xmlns:cx2="http://schemas.microsoft.com/office/drawing/2015/10/21/chartex" xmlns:cx3="http://schemas.microsoft.com/office/drawing/2016/5/9/chartex" xmlns:cx4="http://schemas.microsoft.com/office/drawing/2016/5/10/chartex" xmlns:cx5="http://schemas.microsoft.com/office/drawing/2016/5/11/chartex" xmlns:cx6="http://schemas.microsoft.com/office/drawing/2016/5/12/chartex" xmlns:cx7="http://schemas.microsoft.com/office/drawing/2016/5/13/chartex" xmlns:cx8="http://schemas.microsoft.com/office/drawing/2016/5/14/chartex" xmlns:mc="http://schemas.openxmlformats.org/markup-compatibility/2006" xmlns:aink="http://schemas.microsoft.com/office/drawing/2016/ink" xmlns:am3d="http://schemas.microsoft.com/office/drawing/2017/model3d" xmlns:o="urn:schemas-microsoft-com:office:office" xmlns:r="http://schemas.openxmlformats.org/officeDocument/2006/relationships" xmlns:m="http://schemas.openxmlformats.org/officeDocument/2006/math" xmlns:v="urn:schemas-microsoft-com:vml" xmlns:wp14="http://schemas.microsoft.com/office/word/2010/wordprocessingDrawing" xmlns:wp="http://schemas.openxmlformats.org/drawingml/2006/wordprocessingDrawing" xmlns:w10="urn:schemas-microsoft-com:office:word" xmlns:w="http://schemas.openxmlformats.org/wordprocessingml/2006/main" xmlns:w14="http://schemas.microsoft.com/office/word/2010/wordml" xmlns:w15="http://schemas.microsoft.com/office/word/2012/wordml" xmlns:w16cex="http://schemas.microsoft.com/office/word/2018/wordml/cex" xmlns:w16cid="http://schemas.microsoft.com/office/word/2016/wordml/cid" xmlns:w16="http://schemas.microsoft.com/office/word/2018/wordml" xmlns:w16sdtdh="http://schemas.microsoft.com/office/word/2020/wordml/sdtdatahash" xmlns:w16se="http://schemas.microsoft.com/office/word/2015/wordml/symex" xmlns:wpg="http://schemas.microsoft.com/office/word/2010/wordprocessingGroup" xmlns:wpi="http://schemas.microsoft.com/office/word/2010/wordprocessingInk" xmlns:wne="http://schemas.microsoft.com/office/word/2006/wordml" xmlns:wps="http://schemas.microsoft.com/office/word/2010/wordprocessingShape" mc:Ignorable="w14 w15 w16se w16cid w16 w16cex w16sdtdh wp14">
+  <w16cid:commentId w16cid:paraId="5C55714D" w16cid:durableId="2D790535"/>
+  <w16cid:commentId w16cid:paraId="2ABAFD45" w16cid:durableId="2D79056C"/>
+  <w16cid:commentId w16cid:paraId="55D923FF" w16cid:durableId="2D7905AF"/>
+  <w16cid:commentId w16cid:paraId="046DF704" w16cid:durableId="2D79060C"/>
+</w16cid:commentsIds>
+</file>
+
 <file path=word/endnotes.xml><?xml version="1.0" encoding="utf-8"?>
-<w:endnotes xmlns:wpc="http://schemas.microsoft.com/office/word/2010/wordprocessingCanvas" xmlns:cx="http://schemas.microsoft.com/office/drawing/2014/chartex" xmlns:cx1="http://schemas.microsoft.com/office/drawing/2015/9/8/chartex" xmlns:cx2="http://schemas.microsoft.com/office/drawing/2015/10/21/chartex" xmlns:cx3="http://schemas.microsoft.com/office/drawing/2016/5/9/chartex" xmlns:cx4="http://schemas.microsoft.com/office/drawing/2016/5/10/chartex" xmlns:cx5="http://schemas.microsoft.com/office/drawing/2016/5/11/chartex" xmlns:cx6="http://schemas.microsoft.com/office/drawing/2016/5/12/chartex" xmlns:cx7="http://schemas.microsoft.com/office/drawing/2016/5/13/chartex" xmlns:cx8="http://schemas.microsoft.com/office/drawing/2016/5/14/chartex" xmlns:mc="http://schemas.openxmlformats.org/markup-compatibility/2006" xmlns:aink="http://schemas.microsoft.com/office/drawing/2016/ink" xmlns:am3d="http://schemas.microsoft.com/office/drawing/2017/model3d" xmlns:o="urn:schemas-microsoft-com:office:office" xmlns:oel="http://schemas.microsoft.com/office/2019/extlst" xmlns:r="http://schemas.openxmlformats.org/officeDocument/2006/relationships" xmlns:m="http://schemas.openxmlformats.org/officeDocument/2006/math" xmlns:v="urn:schemas-microsoft-com:vml" xmlns:wp14="http://schemas.microsoft.com/office/word/2010/wordprocessingDrawing" xmlns:wp="http://schemas.openxmlformats.org/drawingml/2006/wordprocessingDrawing" xmlns:w10="urn:schemas-microsoft-com:office:word" xmlns:w="http://schemas.openxmlformats.org/wordprocessingml/2006/main" xmlns:w14="http://schemas.microsoft.com/office/word/2010/wordml" xmlns:w15="http://schemas.microsoft.com/office/word/2012/wordml" xmlns:w16cex="http://schemas.microsoft.com/office/word/2018/wordml/cex" xmlns:w16cid="http://schemas.microsoft.com/office/word/2016/wordml/cid" xmlns:w16="http://schemas.microsoft.com/office/word/2018/wordml" xmlns:w16du="http://schemas.microsoft.com/office/word/2023/wordml/word16du" xmlns:w16sdtdh="http://schemas.microsoft.com/office/word/2020/wordml/sdtdatahash" xmlns:w16sdtfl="http://schemas.microsoft.com/office/word/2024/wordml/sdtformatlock" xmlns:w16se="http://schemas.microsoft.com/office/word/2015/wordml/symex" xmlns:wpg="http://schemas.microsoft.com/office/word/2010/wordprocessingGroup" xmlns:wpi="http://schemas.microsoft.com/office/word/2010/wordprocessingInk" xmlns:wne="http://schemas.microsoft.com/office/word/2006/wordml" xmlns:wps="http://schemas.microsoft.com/office/word/2010/wordprocessingShape" mc:Ignorable="w14 w15 w16se w16cid w16 w16cex w16sdtdh w16sdtfl w16du wp14">
+<w:endnotes xmlns:wpc="http://schemas.microsoft.com/office/word/2010/wordprocessingCanvas" xmlns:cx="http://schemas.microsoft.com/office/drawing/2014/chartex" xmlns:cx1="http://schemas.microsoft.com/office/drawing/2015/9/8/chartex" xmlns:cx2="http://schemas.microsoft.com/office/drawing/2015/10/21/chartex" xmlns:cx3="http://schemas.microsoft.com/office/drawing/2016/5/9/chartex" xmlns:cx4="http://schemas.microsoft.com/office/drawing/2016/5/10/chartex" xmlns:cx5="http://schemas.microsoft.com/office/drawing/2016/5/11/chartex" xmlns:cx6="http://schemas.microsoft.com/office/drawing/2016/5/12/chartex" xmlns:cx7="http://schemas.microsoft.com/office/drawing/2016/5/13/chartex" xmlns:cx8="http://schemas.microsoft.com/office/drawing/2016/5/14/chartex" xmlns:mc="http://schemas.openxmlformats.org/markup-compatibility/2006" xmlns:aink="http://schemas.microsoft.com/office/drawing/2016/ink" xmlns:am3d="http://schemas.microsoft.com/office/drawing/2017/model3d" xmlns:o="urn:schemas-microsoft-com:office:office" xmlns:r="http://schemas.openxmlformats.org/officeDocument/2006/relationships" xmlns:m="http://schemas.openxmlformats.org/officeDocument/2006/math" xmlns:v="urn:schemas-microsoft-com:vml" xmlns:wp14="http://schemas.microsoft.com/office/word/2010/wordprocessingDrawing" xmlns:wp="http://schemas.openxmlformats.org/drawingml/2006/wordprocessingDrawing" xmlns:w10="urn:schemas-microsoft-com:office:word" xmlns:w="http://schemas.openxmlformats.org/wordprocessingml/2006/main" xmlns:w14="http://schemas.microsoft.com/office/word/2010/wordml" xmlns:w15="http://schemas.microsoft.com/office/word/2012/wordml" xmlns:w16cex="http://schemas.microsoft.com/office/word/2018/wordml/cex" xmlns:w16cid="http://schemas.microsoft.com/office/word/2016/wordml/cid" xmlns:w16="http://schemas.microsoft.com/office/word/2018/wordml" xmlns:w16sdtdh="http://schemas.microsoft.com/office/word/2020/wordml/sdtdatahash" xmlns:w16se="http://schemas.microsoft.com/office/word/2015/wordml/symex" xmlns:wpg="http://schemas.microsoft.com/office/word/2010/wordprocessingGroup" xmlns:wpi="http://schemas.microsoft.com/office/word/2010/wordprocessingInk" xmlns:wne="http://schemas.microsoft.com/office/word/2006/wordml" xmlns:wps="http://schemas.microsoft.com/office/word/2010/wordprocessingShape" mc:Ignorable="w14 w15 w16se w16cid w16 w16cex w16sdtdh wp14">
   <w:endnote w:type="separator" w:id="-1">
     <w:p>
       <w:pPr>
@@ -21352,7 +21518,7 @@
 </file>
 
 <file path=word/footer1.xml><?xml version="1.0" encoding="utf-8"?>
-<w:ftr xmlns:wpc="http://schemas.microsoft.com/office/word/2010/wordprocessingCanvas" xmlns:cx="http://schemas.microsoft.com/office/drawing/2014/chartex" xmlns:cx1="http://schemas.microsoft.com/office/drawing/2015/9/8/chartex" xmlns:cx2="http://schemas.microsoft.com/office/drawing/2015/10/21/chartex" xmlns:cx3="http://schemas.microsoft.com/office/drawing/2016/5/9/chartex" xmlns:cx4="http://schemas.microsoft.com/office/drawing/2016/5/10/chartex" xmlns:cx5="http://schemas.microsoft.com/office/drawing/2016/5/11/chartex" xmlns:cx6="http://schemas.microsoft.com/office/drawing/2016/5/12/chartex" xmlns:cx7="http://schemas.microsoft.com/office/drawing/2016/5/13/chartex" xmlns:cx8="http://schemas.microsoft.com/office/drawing/2016/5/14/chartex" xmlns:mc="http://schemas.openxmlformats.org/markup-compatibility/2006" xmlns:aink="http://schemas.microsoft.com/office/drawing/2016/ink" xmlns:am3d="http://schemas.microsoft.com/office/drawing/2017/model3d" xmlns:o="urn:schemas-microsoft-com:office:office" xmlns:oel="http://schemas.microsoft.com/office/2019/extlst" xmlns:r="http://schemas.openxmlformats.org/officeDocument/2006/relationships" xmlns:m="http://schemas.openxmlformats.org/officeDocument/2006/math" xmlns:v="urn:schemas-microsoft-com:vml" xmlns:wp14="http://schemas.microsoft.com/office/word/2010/wordprocessingDrawing" xmlns:wp="http://schemas.openxmlformats.org/drawingml/2006/wordprocessingDrawing" xmlns:w10="urn:schemas-microsoft-com:office:word" xmlns:w="http://schemas.openxmlformats.org/wordprocessingml/2006/main" xmlns:w14="http://schemas.microsoft.com/office/word/2010/wordml" xmlns:w15="http://schemas.microsoft.com/office/word/2012/wordml" xmlns:w16cex="http://schemas.microsoft.com/office/word/2018/wordml/cex" xmlns:w16cid="http://schemas.microsoft.com/office/word/2016/wordml/cid" xmlns:w16="http://schemas.microsoft.com/office/word/2018/wordml" xmlns:w16du="http://schemas.microsoft.com/office/word/2023/wordml/word16du" xmlns:w16sdtdh="http://schemas.microsoft.com/office/word/2020/wordml/sdtdatahash" xmlns:w16sdtfl="http://schemas.microsoft.com/office/word/2024/wordml/sdtformatlock" xmlns:w16se="http://schemas.microsoft.com/office/word/2015/wordml/symex" xmlns:wpg="http://schemas.microsoft.com/office/word/2010/wordprocessingGroup" xmlns:wpi="http://schemas.microsoft.com/office/word/2010/wordprocessingInk" xmlns:wne="http://schemas.microsoft.com/office/word/2006/wordml" xmlns:wps="http://schemas.microsoft.com/office/word/2010/wordprocessingShape" mc:Ignorable="w14 w15 w16se w16cid w16 w16cex w16sdtdh w16sdtfl w16du wp14">
+<w:ftr xmlns:wpc="http://schemas.microsoft.com/office/word/2010/wordprocessingCanvas" xmlns:cx="http://schemas.microsoft.com/office/drawing/2014/chartex" xmlns:cx1="http://schemas.microsoft.com/office/drawing/2015/9/8/chartex" xmlns:cx2="http://schemas.microsoft.com/office/drawing/2015/10/21/chartex" xmlns:cx3="http://schemas.microsoft.com/office/drawing/2016/5/9/chartex" xmlns:cx4="http://schemas.microsoft.com/office/drawing/2016/5/10/chartex" xmlns:cx5="http://schemas.microsoft.com/office/drawing/2016/5/11/chartex" xmlns:cx6="http://schemas.microsoft.com/office/drawing/2016/5/12/chartex" xmlns:cx7="http://schemas.microsoft.com/office/drawing/2016/5/13/chartex" xmlns:cx8="http://schemas.microsoft.com/office/drawing/2016/5/14/chartex" xmlns:mc="http://schemas.openxmlformats.org/markup-compatibility/2006" xmlns:aink="http://schemas.microsoft.com/office/drawing/2016/ink" xmlns:am3d="http://schemas.microsoft.com/office/drawing/2017/model3d" xmlns:o="urn:schemas-microsoft-com:office:office" xmlns:r="http://schemas.openxmlformats.org/officeDocument/2006/relationships" xmlns:m="http://schemas.openxmlformats.org/officeDocument/2006/math" xmlns:v="urn:schemas-microsoft-com:vml" xmlns:wp14="http://schemas.microsoft.com/office/word/2010/wordprocessingDrawing" xmlns:wp="http://schemas.openxmlformats.org/drawingml/2006/wordprocessingDrawing" xmlns:w10="urn:schemas-microsoft-com:office:word" xmlns:w="http://schemas.openxmlformats.org/wordprocessingml/2006/main" xmlns:w14="http://schemas.microsoft.com/office/word/2010/wordml" xmlns:w15="http://schemas.microsoft.com/office/word/2012/wordml" xmlns:w16cex="http://schemas.microsoft.com/office/word/2018/wordml/cex" xmlns:w16cid="http://schemas.microsoft.com/office/word/2016/wordml/cid" xmlns:w16="http://schemas.microsoft.com/office/word/2018/wordml" xmlns:w16sdtdh="http://schemas.microsoft.com/office/word/2020/wordml/sdtdatahash" xmlns:w16se="http://schemas.microsoft.com/office/word/2015/wordml/symex" xmlns:wpg="http://schemas.microsoft.com/office/word/2010/wordprocessingGroup" xmlns:wpi="http://schemas.microsoft.com/office/word/2010/wordprocessingInk" xmlns:wne="http://schemas.microsoft.com/office/word/2006/wordml" xmlns:wps="http://schemas.microsoft.com/office/word/2010/wordprocessingShape" mc:Ignorable="w14 w15 w16se w16cid w16 w16cex w16sdtdh wp14">
   <w:sdt>
     <w:sdtPr>
       <w:id w:val="994682180"/>
@@ -21361,6 +21527,7 @@
         <w:docPartUnique/>
       </w:docPartObj>
     </w:sdtPr>
+    <w:sdtEndPr/>
     <w:sdtContent>
       <w:p>
         <w:pPr>
@@ -21397,7 +21564,7 @@
 </file>
 
 <file path=word/footnotes.xml><?xml version="1.0" encoding="utf-8"?>
-<w:footnotes xmlns:wpc="http://schemas.microsoft.com/office/word/2010/wordprocessingCanvas" xmlns:cx="http://schemas.microsoft.com/office/drawing/2014/chartex" xmlns:cx1="http://schemas.microsoft.com/office/drawing/2015/9/8/chartex" xmlns:cx2="http://schemas.microsoft.com/office/drawing/2015/10/21/chartex" xmlns:cx3="http://schemas.microsoft.com/office/drawing/2016/5/9/chartex" xmlns:cx4="http://schemas.microsoft.com/office/drawing/2016/5/10/chartex" xmlns:cx5="http://schemas.microsoft.com/office/drawing/2016/5/11/chartex" xmlns:cx6="http://schemas.microsoft.com/office/drawing/2016/5/12/chartex" xmlns:cx7="http://schemas.microsoft.com/office/drawing/2016/5/13/chartex" xmlns:cx8="http://schemas.microsoft.com/office/drawing/2016/5/14/chartex" xmlns:mc="http://schemas.openxmlformats.org/markup-compatibility/2006" xmlns:aink="http://schemas.microsoft.com/office/drawing/2016/ink" xmlns:am3d="http://schemas.microsoft.com/office/drawing/2017/model3d" xmlns:o="urn:schemas-microsoft-com:office:office" xmlns:oel="http://schemas.microsoft.com/office/2019/extlst" xmlns:r="http://schemas.openxmlformats.org/officeDocument/2006/relationships" xmlns:m="http://schemas.openxmlformats.org/officeDocument/2006/math" xmlns:v="urn:schemas-microsoft-com:vml" xmlns:wp14="http://schemas.microsoft.com/office/word/2010/wordprocessingDrawing" xmlns:wp="http://schemas.openxmlformats.org/drawingml/2006/wordprocessingDrawing" xmlns:w10="urn:schemas-microsoft-com:office:word" xmlns:w="http://schemas.openxmlformats.org/wordprocessingml/2006/main" xmlns:w14="http://schemas.microsoft.com/office/word/2010/wordml" xmlns:w15="http://schemas.microsoft.com/office/word/2012/wordml" xmlns:w16cex="http://schemas.microsoft.com/office/word/2018/wordml/cex" xmlns:w16cid="http://schemas.microsoft.com/office/word/2016/wordml/cid" xmlns:w16="http://schemas.microsoft.com/office/word/2018/wordml" xmlns:w16du="http://schemas.microsoft.com/office/word/2023/wordml/word16du" xmlns:w16sdtdh="http://schemas.microsoft.com/office/word/2020/wordml/sdtdatahash" xmlns:w16sdtfl="http://schemas.microsoft.com/office/word/2024/wordml/sdtformatlock" xmlns:w16se="http://schemas.microsoft.com/office/word/2015/wordml/symex" xmlns:wpg="http://schemas.microsoft.com/office/word/2010/wordprocessingGroup" xmlns:wpi="http://schemas.microsoft.com/office/word/2010/wordprocessingInk" xmlns:wne="http://schemas.microsoft.com/office/word/2006/wordml" xmlns:wps="http://schemas.microsoft.com/office/word/2010/wordprocessingShape" mc:Ignorable="w14 w15 w16se w16cid w16 w16cex w16sdtdh w16sdtfl w16du wp14">
+<w:footnotes xmlns:wpc="http://schemas.microsoft.com/office/word/2010/wordprocessingCanvas" xmlns:cx="http://schemas.microsoft.com/office/drawing/2014/chartex" xmlns:cx1="http://schemas.microsoft.com/office/drawing/2015/9/8/chartex" xmlns:cx2="http://schemas.microsoft.com/office/drawing/2015/10/21/chartex" xmlns:cx3="http://schemas.microsoft.com/office/drawing/2016/5/9/chartex" xmlns:cx4="http://schemas.microsoft.com/office/drawing/2016/5/10/chartex" xmlns:cx5="http://schemas.microsoft.com/office/drawing/2016/5/11/chartex" xmlns:cx6="http://schemas.microsoft.com/office/drawing/2016/5/12/chartex" xmlns:cx7="http://schemas.microsoft.com/office/drawing/2016/5/13/chartex" xmlns:cx8="http://schemas.microsoft.com/office/drawing/2016/5/14/chartex" xmlns:mc="http://schemas.openxmlformats.org/markup-compatibility/2006" xmlns:aink="http://schemas.microsoft.com/office/drawing/2016/ink" xmlns:am3d="http://schemas.microsoft.com/office/drawing/2017/model3d" xmlns:o="urn:schemas-microsoft-com:office:office" xmlns:r="http://schemas.openxmlformats.org/officeDocument/2006/relationships" xmlns:m="http://schemas.openxmlformats.org/officeDocument/2006/math" xmlns:v="urn:schemas-microsoft-com:vml" xmlns:wp14="http://schemas.microsoft.com/office/word/2010/wordprocessingDrawing" xmlns:wp="http://schemas.openxmlformats.org/drawingml/2006/wordprocessingDrawing" xmlns:w10="urn:schemas-microsoft-com:office:word" xmlns:w="http://schemas.openxmlformats.org/wordprocessingml/2006/main" xmlns:w14="http://schemas.microsoft.com/office/word/2010/wordml" xmlns:w15="http://schemas.microsoft.com/office/word/2012/wordml" xmlns:w16cex="http://schemas.microsoft.com/office/word/2018/wordml/cex" xmlns:w16cid="http://schemas.microsoft.com/office/word/2016/wordml/cid" xmlns:w16="http://schemas.microsoft.com/office/word/2018/wordml" xmlns:w16sdtdh="http://schemas.microsoft.com/office/word/2020/wordml/sdtdatahash" xmlns:w16se="http://schemas.microsoft.com/office/word/2015/wordml/symex" xmlns:wpg="http://schemas.microsoft.com/office/word/2010/wordprocessingGroup" xmlns:wpi="http://schemas.microsoft.com/office/word/2010/wordprocessingInk" xmlns:wne="http://schemas.microsoft.com/office/word/2006/wordml" xmlns:wps="http://schemas.microsoft.com/office/word/2010/wordprocessingShape" mc:Ignorable="w14 w15 w16se w16cid w16 w16cex w16sdtdh wp14">
   <w:footnote w:type="separator" w:id="-1">
     <w:p>
       <w:pPr>
@@ -21422,7 +21589,7 @@
 </file>
 
 <file path=word/numbering.xml><?xml version="1.0" encoding="utf-8"?>
-<w:numbering xmlns:wpc="http://schemas.microsoft.com/office/word/2010/wordprocessingCanvas" xmlns:cx="http://schemas.microsoft.com/office/drawing/2014/chartex" xmlns:cx1="http://schemas.microsoft.com/office/drawing/2015/9/8/chartex" xmlns:cx2="http://schemas.microsoft.com/office/drawing/2015/10/21/chartex" xmlns:cx3="http://schemas.microsoft.com/office/drawing/2016/5/9/chartex" xmlns:cx4="http://schemas.microsoft.com/office/drawing/2016/5/10/chartex" xmlns:cx5="http://schemas.microsoft.com/office/drawing/2016/5/11/chartex" xmlns:cx6="http://schemas.microsoft.com/office/drawing/2016/5/12/chartex" xmlns:cx7="http://schemas.microsoft.com/office/drawing/2016/5/13/chartex" xmlns:cx8="http://schemas.microsoft.com/office/drawing/2016/5/14/chartex" xmlns:mc="http://schemas.openxmlformats.org/markup-compatibility/2006" xmlns:aink="http://schemas.microsoft.com/office/drawing/2016/ink" xmlns:am3d="http://schemas.microsoft.com/office/drawing/2017/model3d" xmlns:o="urn:schemas-microsoft-com:office:office" xmlns:oel="http://schemas.microsoft.com/office/2019/extlst" xmlns:r="http://schemas.openxmlformats.org/officeDocument/2006/relationships" xmlns:m="http://schemas.openxmlformats.org/officeDocument/2006/math" xmlns:v="urn:schemas-microsoft-com:vml" xmlns:wp14="http://schemas.microsoft.com/office/word/2010/wordprocessingDrawing" xmlns:wp="http://schemas.openxmlformats.org/drawingml/2006/wordprocessingDrawing" xmlns:w10="urn:schemas-microsoft-com:office:word" xmlns:w="http://schemas.openxmlformats.org/wordprocessingml/2006/main" xmlns:w14="http://schemas.microsoft.com/office/word/2010/wordml" xmlns:w15="http://schemas.microsoft.com/office/word/2012/wordml" xmlns:w16cex="http://schemas.microsoft.com/office/word/2018/wordml/cex" xmlns:w16cid="http://schemas.microsoft.com/office/word/2016/wordml/cid" xmlns:w16="http://schemas.microsoft.com/office/word/2018/wordml" xmlns:w16du="http://schemas.microsoft.com/office/word/2023/wordml/word16du" xmlns:w16sdtdh="http://schemas.microsoft.com/office/word/2020/wordml/sdtdatahash" xmlns:w16sdtfl="http://schemas.microsoft.com/office/word/2024/wordml/sdtformatlock" xmlns:w16se="http://schemas.microsoft.com/office/word/2015/wordml/symex" xmlns:wpg="http://schemas.microsoft.com/office/word/2010/wordprocessingGroup" xmlns:wpi="http://schemas.microsoft.com/office/word/2010/wordprocessingInk" xmlns:wne="http://schemas.microsoft.com/office/word/2006/wordml" xmlns:wps="http://schemas.microsoft.com/office/word/2010/wordprocessingShape" mc:Ignorable="w14 w15 w16se w16cid w16 w16cex w16sdtdh w16sdtfl w16du wp14">
+<w:numbering xmlns:wpc="http://schemas.microsoft.com/office/word/2010/wordprocessingCanvas" xmlns:cx="http://schemas.microsoft.com/office/drawing/2014/chartex" xmlns:cx1="http://schemas.microsoft.com/office/drawing/2015/9/8/chartex" xmlns:cx2="http://schemas.microsoft.com/office/drawing/2015/10/21/chartex" xmlns:cx3="http://schemas.microsoft.com/office/drawing/2016/5/9/chartex" xmlns:cx4="http://schemas.microsoft.com/office/drawing/2016/5/10/chartex" xmlns:cx5="http://schemas.microsoft.com/office/drawing/2016/5/11/chartex" xmlns:cx6="http://schemas.microsoft.com/office/drawing/2016/5/12/chartex" xmlns:cx7="http://schemas.microsoft.com/office/drawing/2016/5/13/chartex" xmlns:cx8="http://schemas.microsoft.com/office/drawing/2016/5/14/chartex" xmlns:mc="http://schemas.openxmlformats.org/markup-compatibility/2006" xmlns:aink="http://schemas.microsoft.com/office/drawing/2016/ink" xmlns:am3d="http://schemas.microsoft.com/office/drawing/2017/model3d" xmlns:o="urn:schemas-microsoft-com:office:office" xmlns:r="http://schemas.openxmlformats.org/officeDocument/2006/relationships" xmlns:m="http://schemas.openxmlformats.org/officeDocument/2006/math" xmlns:v="urn:schemas-microsoft-com:vml" xmlns:wp14="http://schemas.microsoft.com/office/word/2010/wordprocessingDrawing" xmlns:wp="http://schemas.openxmlformats.org/drawingml/2006/wordprocessingDrawing" xmlns:w10="urn:schemas-microsoft-com:office:word" xmlns:w="http://schemas.openxmlformats.org/wordprocessingml/2006/main" xmlns:w14="http://schemas.microsoft.com/office/word/2010/wordml" xmlns:w15="http://schemas.microsoft.com/office/word/2012/wordml" xmlns:w16cex="http://schemas.microsoft.com/office/word/2018/wordml/cex" xmlns:w16cid="http://schemas.microsoft.com/office/word/2016/wordml/cid" xmlns:w16="http://schemas.microsoft.com/office/word/2018/wordml" xmlns:w16sdtdh="http://schemas.microsoft.com/office/word/2020/wordml/sdtdatahash" xmlns:w16se="http://schemas.microsoft.com/office/word/2015/wordml/symex" xmlns:wpg="http://schemas.microsoft.com/office/word/2010/wordprocessingGroup" xmlns:wpi="http://schemas.microsoft.com/office/word/2010/wordprocessingInk" xmlns:wne="http://schemas.microsoft.com/office/word/2006/wordml" xmlns:wps="http://schemas.microsoft.com/office/word/2010/wordprocessingShape" mc:Ignorable="w14 w15 w16se w16cid w16 w16cex w16sdtdh wp14">
   <w:abstractNum w:abstractNumId="0" w15:restartNumberingAfterBreak="0">
     <w:nsid w:val="01391C60"/>
     <w:multiLevelType w:val="multilevel"/>
@@ -22901,47 +23068,55 @@
       </w:rPr>
     </w:lvl>
   </w:abstractNum>
-  <w:num w:numId="1" w16cid:durableId="506410481">
+  <w:num w:numId="1">
     <w:abstractNumId w:val="9"/>
   </w:num>
-  <w:num w:numId="2" w16cid:durableId="1118067652">
+  <w:num w:numId="2">
     <w:abstractNumId w:val="3"/>
   </w:num>
-  <w:num w:numId="3" w16cid:durableId="509872641">
+  <w:num w:numId="3">
     <w:abstractNumId w:val="0"/>
   </w:num>
-  <w:num w:numId="4" w16cid:durableId="657151213">
+  <w:num w:numId="4">
     <w:abstractNumId w:val="1"/>
   </w:num>
-  <w:num w:numId="5" w16cid:durableId="1575120548">
+  <w:num w:numId="5">
     <w:abstractNumId w:val="10"/>
   </w:num>
-  <w:num w:numId="6" w16cid:durableId="1562327280">
+  <w:num w:numId="6">
     <w:abstractNumId w:val="5"/>
   </w:num>
-  <w:num w:numId="7" w16cid:durableId="535196549">
+  <w:num w:numId="7">
     <w:abstractNumId w:val="11"/>
   </w:num>
-  <w:num w:numId="8" w16cid:durableId="1420980936">
+  <w:num w:numId="8">
     <w:abstractNumId w:val="6"/>
   </w:num>
-  <w:num w:numId="9" w16cid:durableId="668214750">
+  <w:num w:numId="9">
     <w:abstractNumId w:val="4"/>
   </w:num>
-  <w:num w:numId="10" w16cid:durableId="617763839">
+  <w:num w:numId="10">
     <w:abstractNumId w:val="7"/>
   </w:num>
-  <w:num w:numId="11" w16cid:durableId="1824160481">
+  <w:num w:numId="11">
     <w:abstractNumId w:val="8"/>
   </w:num>
-  <w:num w:numId="12" w16cid:durableId="3292397">
+  <w:num w:numId="12">
     <w:abstractNumId w:val="2"/>
   </w:num>
 </w:numbering>
 </file>
 
+<file path=word/people.xml><?xml version="1.0" encoding="utf-8"?>
+<w15:people xmlns:wpc="http://schemas.microsoft.com/office/word/2010/wordprocessingCanvas" xmlns:cx="http://schemas.microsoft.com/office/drawing/2014/chartex" xmlns:cx1="http://schemas.microsoft.com/office/drawing/2015/9/8/chartex" xmlns:cx2="http://schemas.microsoft.com/office/drawing/2015/10/21/chartex" xmlns:cx3="http://schemas.microsoft.com/office/drawing/2016/5/9/chartex" xmlns:cx4="http://schemas.microsoft.com/office/drawing/2016/5/10/chartex" xmlns:cx5="http://schemas.microsoft.com/office/drawing/2016/5/11/chartex" xmlns:cx6="http://schemas.microsoft.com/office/drawing/2016/5/12/chartex" xmlns:cx7="http://schemas.microsoft.com/office/drawing/2016/5/13/chartex" xmlns:cx8="http://schemas.microsoft.com/office/drawing/2016/5/14/chartex" xmlns:mc="http://schemas.openxmlformats.org/markup-compatibility/2006" xmlns:aink="http://schemas.microsoft.com/office/drawing/2016/ink" xmlns:am3d="http://schemas.microsoft.com/office/drawing/2017/model3d" xmlns:o="urn:schemas-microsoft-com:office:office" xmlns:r="http://schemas.openxmlformats.org/officeDocument/2006/relationships" xmlns:m="http://schemas.openxmlformats.org/officeDocument/2006/math" xmlns:v="urn:schemas-microsoft-com:vml" xmlns:wp14="http://schemas.microsoft.com/office/word/2010/wordprocessingDrawing" xmlns:wp="http://schemas.openxmlformats.org/drawingml/2006/wordprocessingDrawing" xmlns:w10="urn:schemas-microsoft-com:office:word" xmlns:w="http://schemas.openxmlformats.org/wordprocessingml/2006/main" xmlns:w14="http://schemas.microsoft.com/office/word/2010/wordml" xmlns:w15="http://schemas.microsoft.com/office/word/2012/wordml" xmlns:w16cex="http://schemas.microsoft.com/office/word/2018/wordml/cex" xmlns:w16cid="http://schemas.microsoft.com/office/word/2016/wordml/cid" xmlns:w16="http://schemas.microsoft.com/office/word/2018/wordml" xmlns:w16sdtdh="http://schemas.microsoft.com/office/word/2020/wordml/sdtdatahash" xmlns:w16se="http://schemas.microsoft.com/office/word/2015/wordml/symex" xmlns:wpg="http://schemas.microsoft.com/office/word/2010/wordprocessingGroup" xmlns:wpi="http://schemas.microsoft.com/office/word/2010/wordprocessingInk" xmlns:wne="http://schemas.microsoft.com/office/word/2006/wordml" xmlns:wps="http://schemas.microsoft.com/office/word/2010/wordprocessingShape" mc:Ignorable="w14 w15 w16se w16cid w16 w16cex w16sdtdh wp14">
+  <w15:person w15:author="Aleksey A. Kalentev">
+    <w15:presenceInfo w15:providerId="AD" w15:userId="S-1-5-21-507921405-1993962763-1957994488-151096"/>
+  </w15:person>
+</w15:people>
+</file>
+
 <file path=word/styles.xml><?xml version="1.0" encoding="utf-8"?>
-<w:styles xmlns:mc="http://schemas.openxmlformats.org/markup-compatibility/2006" xmlns:r="http://schemas.openxmlformats.org/officeDocument/2006/relationships" xmlns:w="http://schemas.openxmlformats.org/wordprocessingml/2006/main" xmlns:w14="http://schemas.microsoft.com/office/word/2010/wordml" xmlns:w15="http://schemas.microsoft.com/office/word/2012/wordml" xmlns:w16cex="http://schemas.microsoft.com/office/word/2018/wordml/cex" xmlns:w16cid="http://schemas.microsoft.com/office/word/2016/wordml/cid" xmlns:w16="http://schemas.microsoft.com/office/word/2018/wordml" xmlns:w16du="http://schemas.microsoft.com/office/word/2023/wordml/word16du" xmlns:w16sdtdh="http://schemas.microsoft.com/office/word/2020/wordml/sdtdatahash" xmlns:w16sdtfl="http://schemas.microsoft.com/office/word/2024/wordml/sdtformatlock" xmlns:w16se="http://schemas.microsoft.com/office/word/2015/wordml/symex" mc:Ignorable="w14 w15 w16se w16cid w16 w16cex w16sdtdh w16sdtfl w16du">
+<w:styles xmlns:mc="http://schemas.openxmlformats.org/markup-compatibility/2006" xmlns:r="http://schemas.openxmlformats.org/officeDocument/2006/relationships" xmlns:w="http://schemas.openxmlformats.org/wordprocessingml/2006/main" xmlns:w14="http://schemas.microsoft.com/office/word/2010/wordml" xmlns:w15="http://schemas.microsoft.com/office/word/2012/wordml" xmlns:w16cex="http://schemas.microsoft.com/office/word/2018/wordml/cex" xmlns:w16cid="http://schemas.microsoft.com/office/word/2016/wordml/cid" xmlns:w16="http://schemas.microsoft.com/office/word/2018/wordml" xmlns:w16sdtdh="http://schemas.microsoft.com/office/word/2020/wordml/sdtdatahash" xmlns:w16se="http://schemas.microsoft.com/office/word/2015/wordml/symex" mc:Ignorable="w14 w15 w16se w16cid w16 w16cex w16sdtdh">
   <w:docDefaults>
     <w:rPrDefault>
       <w:rPr>
